--- a/data/templates/Motion_to_Recall_Warrant.docx
+++ b/data/templates/Motion_to_Recall_Warrant.docx
@@ -506,7 +506,7 @@
         <w:t>{{attorney_name}}</w:t>
         <w:tab/>
         <w:tab/>
-        <w:t>#{{attorney_bar}}</w:t>
+        <w:t>{{attorney_bar}}</w:t>
       </w:r>
     </w:p>
     <w:p>
@@ -532,7 +532,7 @@
         <w:t>{{second_attorney_name}}</w:t>
         <w:tab/>
         <w:tab/>
-        <w:t>#{{second_attorney_bar}}</w:t>
+        <w:t>{{second_attorney_bar}}</w:t>
       </w:r>
     </w:p>
     <w:p>

--- a/data/templates/Motion_to_Recall_Warrant.docx
+++ b/data/templates/Motion_to_Recall_Warrant.docx
@@ -624,7 +624,7 @@
         <w:tab/>
         <w:tab/>
         <w:tab/>
-        <w:t>Facsimile: {{firm_fax}}</w:t>
+        <w:t/>
       </w:r>
     </w:p>
     <w:p>
